--- a/transcripts/PetroNoia/PN-05-26-XGS and Baker Hughes.docx
+++ b/transcripts/PetroNoia/PN-05-26-XGS and Baker Hughes.docx
@@ -11565,8 +11565,8 @@
 </file>
 
 <file path=customXml/item3.xml><?xml version="1.0" encoding="utf-8"?>
-<ct:contentTypeSchema xmlns:ct="http://schemas.microsoft.com/office/2006/metadata/contentType" xmlns:ma="http://schemas.microsoft.com/office/2006/metadata/properties/metaAttributes" ct:_="" ma:_="" ma:contentTypeName="Document" ma:contentTypeID="0x0101009FA1A6C12D5787448B6C6587D08F2965" ma:contentTypeVersion="16" ma:contentTypeDescription="Create a new document." ma:contentTypeScope="" ma:versionID="f761e0c469cfbaff44f5778f0037afbe">
-  <xsd:schema xmlns:xsd="http://www.w3.org/2001/XMLSchema" xmlns:xs="http://www.w3.org/2001/XMLSchema" xmlns:p="http://schemas.microsoft.com/office/2006/metadata/properties" xmlns:ns2="3352e729-ef3a-4ad2-a915-07867a2cbda9" xmlns:ns3="afa60c69-e8fd-4ab1-8c56-0fe28cc4c33c" targetNamespace="http://schemas.microsoft.com/office/2006/metadata/properties" ma:root="true" ma:fieldsID="4112f99f01cfafd8b48e38df3bf566de" ns2:_="" ns3:_="">
+<ct:contentTypeSchema xmlns:ct="http://schemas.microsoft.com/office/2006/metadata/contentType" xmlns:ma="http://schemas.microsoft.com/office/2006/metadata/properties/metaAttributes" ct:_="" ma:_="" ma:contentTypeName="Document" ma:contentTypeID="0x0101009FA1A6C12D5787448B6C6587D08F2965" ma:contentTypeVersion="17" ma:contentTypeDescription="Create a new document." ma:contentTypeScope="" ma:versionID="f24f86ada7cafa22c6ab13bdb6555528">
+  <xsd:schema xmlns:xsd="http://www.w3.org/2001/XMLSchema" xmlns:xs="http://www.w3.org/2001/XMLSchema" xmlns:p="http://schemas.microsoft.com/office/2006/metadata/properties" xmlns:ns2="3352e729-ef3a-4ad2-a915-07867a2cbda9" xmlns:ns3="afa60c69-e8fd-4ab1-8c56-0fe28cc4c33c" targetNamespace="http://schemas.microsoft.com/office/2006/metadata/properties" ma:root="true" ma:fieldsID="7c8705d240f78acc5ebc3285b88b00f2" ns2:_="" ns3:_="">
     <xsd:import namespace="3352e729-ef3a-4ad2-a915-07867a2cbda9"/>
     <xsd:import namespace="afa60c69-e8fd-4ab1-8c56-0fe28cc4c33c"/>
     <xsd:element name="properties">
@@ -11590,6 +11590,7 @@
                 <xsd:element ref="ns3:MediaServiceLocation" minOccurs="0"/>
                 <xsd:element ref="ns3:Ready" minOccurs="0"/>
                 <xsd:element ref="ns3:MediaServiceSearchProperties" minOccurs="0"/>
+                <xsd:element ref="ns3:MediaServiceBillingMetadata" minOccurs="0"/>
               </xsd:all>
             </xsd:complexType>
           </xsd:element>
@@ -11701,6 +11702,11 @@
       </xsd:simpleType>
     </xsd:element>
     <xsd:element name="MediaServiceSearchProperties" ma:index="23" nillable="true" ma:displayName="MediaServiceSearchProperties" ma:hidden="true" ma:internalName="MediaServiceSearchProperties" ma:readOnly="true">
+      <xsd:simpleType>
+        <xsd:restriction base="dms:Note"/>
+      </xsd:simpleType>
+    </xsd:element>
+    <xsd:element name="MediaServiceBillingMetadata" ma:index="24" nillable="true" ma:displayName="MediaServiceBillingMetadata" ma:hidden="true" ma:internalName="MediaServiceBillingMetadata" ma:readOnly="true">
       <xsd:simpleType>
         <xsd:restriction base="dms:Note"/>
       </xsd:simpleType>
@@ -11825,20 +11831,5 @@
 </file>
 
 <file path=customXml/itemProps3.xml><?xml version="1.0" encoding="utf-8"?>
-<ds:datastoreItem xmlns:ds="http://schemas.openxmlformats.org/officeDocument/2006/customXml" ds:itemID="{AFD3C6FC-A88B-4CDA-B2C8-C9DECB6FAADA}">
-  <ds:schemaRefs>
-    <ds:schemaRef ds:uri="http://schemas.microsoft.com/office/2006/metadata/contentType"/>
-    <ds:schemaRef ds:uri="http://schemas.microsoft.com/office/2006/metadata/properties/metaAttributes"/>
-    <ds:schemaRef ds:uri="http://www.w3.org/2001/XMLSchema"/>
-    <ds:schemaRef ds:uri="http://schemas.microsoft.com/office/2006/metadata/properties"/>
-    <ds:schemaRef ds:uri="3352e729-ef3a-4ad2-a915-07867a2cbda9"/>
-    <ds:schemaRef ds:uri="afa60c69-e8fd-4ab1-8c56-0fe28cc4c33c"/>
-    <ds:schemaRef ds:uri="http://schemas.microsoft.com/office/2006/documentManagement/types"/>
-    <ds:schemaRef ds:uri="http://schemas.microsoft.com/office/infopath/2007/PartnerControls"/>
-    <ds:schemaRef ds:uri="http://schemas.openxmlformats.org/package/2006/metadata/core-properties"/>
-    <ds:schemaRef ds:uri="http://purl.org/dc/elements/1.1/"/>
-    <ds:schemaRef ds:uri="http://purl.org/dc/terms/"/>
-    <ds:schemaRef ds:uri="http://schemas.microsoft.com/internal/obd"/>
-  </ds:schemaRefs>
-</ds:datastoreItem>
+<ds:datastoreItem xmlns:ds="http://schemas.openxmlformats.org/officeDocument/2006/customXml" ds:itemID="{AA06216B-25BB-4384-9317-A9DAA056502D}"/>
 </file>
--- a/transcripts/PetroNoia/PN-05-26-XGS and Baker Hughes.docx
+++ b/transcripts/PetroNoia/PN-05-26-XGS and Baker Hughes.docx
@@ -14,8 +14,17 @@
       <w:pPr>
         <w:pStyle w:val="Title"/>
       </w:pPr>
-      <w:r>
-        <w:t>https://youtu.be/ky55qJ3uFcM?si=y1qk6gQVVvGD6YWC</w:t>
+      <w:hyperlink r:id="Re546747c828f45a6">
+        <w:r>
+          <w:rPr>
+            <w:rStyle w:val="Hyperlink"/>
+          </w:rPr>
+          <w:t>https://youtu.be/ky55qJ3uFcM?si=y1qk6gQVVvGD6YWC</w:t>
+        </w:r>
+      </w:hyperlink>
+      <w:r>
+        <w:rPr/>
+        <w:t xml:space="preserve">  </w:t>
       </w:r>
     </w:p>
     <w:p>
@@ -10514,7 +10523,7 @@
       </w:r>
     </w:p>
     <w:sectPr>
-      <w:pgSz w:w="11906" w:h="16838"/>
+      <w:pgSz w:w="11906" w:h="16838" w:orient="portrait"/>
       <w:pgMar w:top="1440" w:right="1440" w:bottom="1440" w:left="1440" w:header="708" w:footer="708" w:gutter="0"/>
       <w:cols w:space="720"/>
       <w:docGrid w:linePitch="360"/>
@@ -10625,7 +10634,7 @@
   <w:docDefaults>
     <w:rPrDefault>
       <w:rPr>
-        <w:rFonts w:ascii="Times New Roman" w:eastAsia="Times New Roman" w:hAnsi="Times New Roman" w:cs="Times New Roman"/>
+        <w:rFonts w:ascii="Times New Roman" w:hAnsi="Times New Roman" w:eastAsia="Times New Roman" w:cs="Times New Roman"/>
         <w:lang w:val="en-US" w:eastAsia="en-US" w:bidi="ar-SA"/>
       </w:rPr>
     </w:rPrDefault>
@@ -10634,14 +10643,14 @@
   <w:latentStyles w:defLockedState="0" w:defUIPriority="99" w:defSemiHidden="0" w:defUnhideWhenUsed="0" w:defQFormat="0" w:count="376">
     <w:lsdException w:name="Normal" w:uiPriority="0" w:qFormat="1"/>
     <w:lsdException w:name="heading 1" w:uiPriority="9" w:qFormat="1"/>
-    <w:lsdException w:name="heading 2" w:semiHidden="1" w:uiPriority="9" w:unhideWhenUsed="1" w:qFormat="1"/>
-    <w:lsdException w:name="heading 3" w:semiHidden="1" w:uiPriority="9" w:unhideWhenUsed="1" w:qFormat="1"/>
-    <w:lsdException w:name="heading 4" w:semiHidden="1" w:uiPriority="9" w:unhideWhenUsed="1" w:qFormat="1"/>
-    <w:lsdException w:name="heading 5" w:semiHidden="1" w:uiPriority="9" w:unhideWhenUsed="1" w:qFormat="1"/>
-    <w:lsdException w:name="heading 6" w:semiHidden="1" w:uiPriority="9" w:unhideWhenUsed="1" w:qFormat="1"/>
-    <w:lsdException w:name="heading 7" w:semiHidden="1" w:uiPriority="9" w:unhideWhenUsed="1" w:qFormat="1"/>
-    <w:lsdException w:name="heading 8" w:semiHidden="1" w:uiPriority="9" w:unhideWhenUsed="1" w:qFormat="1"/>
-    <w:lsdException w:name="heading 9" w:semiHidden="1" w:uiPriority="9" w:unhideWhenUsed="1" w:qFormat="1"/>
+    <w:lsdException w:name="heading 2" w:uiPriority="9" w:semiHidden="1" w:unhideWhenUsed="1" w:qFormat="1"/>
+    <w:lsdException w:name="heading 3" w:uiPriority="9" w:semiHidden="1" w:unhideWhenUsed="1" w:qFormat="1"/>
+    <w:lsdException w:name="heading 4" w:uiPriority="9" w:semiHidden="1" w:unhideWhenUsed="1" w:qFormat="1"/>
+    <w:lsdException w:name="heading 5" w:uiPriority="9" w:semiHidden="1" w:unhideWhenUsed="1" w:qFormat="1"/>
+    <w:lsdException w:name="heading 6" w:uiPriority="9" w:semiHidden="1" w:unhideWhenUsed="1" w:qFormat="1"/>
+    <w:lsdException w:name="heading 7" w:uiPriority="9" w:semiHidden="1" w:unhideWhenUsed="1" w:qFormat="1"/>
+    <w:lsdException w:name="heading 8" w:uiPriority="9" w:semiHidden="1" w:unhideWhenUsed="1" w:qFormat="1"/>
+    <w:lsdException w:name="heading 9" w:uiPriority="9" w:semiHidden="1" w:unhideWhenUsed="1" w:qFormat="1"/>
     <w:lsdException w:name="index 1" w:semiHidden="1" w:unhideWhenUsed="1"/>
     <w:lsdException w:name="index 2" w:semiHidden="1" w:unhideWhenUsed="1"/>
     <w:lsdException w:name="index 3" w:semiHidden="1" w:unhideWhenUsed="1"/>
@@ -10651,22 +10660,22 @@
     <w:lsdException w:name="index 7" w:semiHidden="1" w:unhideWhenUsed="1"/>
     <w:lsdException w:name="index 8" w:semiHidden="1" w:unhideWhenUsed="1"/>
     <w:lsdException w:name="index 9" w:semiHidden="1" w:unhideWhenUsed="1"/>
-    <w:lsdException w:name="toc 1" w:semiHidden="1" w:uiPriority="39" w:unhideWhenUsed="1"/>
-    <w:lsdException w:name="toc 2" w:semiHidden="1" w:uiPriority="39" w:unhideWhenUsed="1"/>
-    <w:lsdException w:name="toc 3" w:semiHidden="1" w:uiPriority="39" w:unhideWhenUsed="1"/>
-    <w:lsdException w:name="toc 4" w:semiHidden="1" w:uiPriority="39" w:unhideWhenUsed="1"/>
-    <w:lsdException w:name="toc 5" w:semiHidden="1" w:uiPriority="39" w:unhideWhenUsed="1"/>
-    <w:lsdException w:name="toc 6" w:semiHidden="1" w:uiPriority="39" w:unhideWhenUsed="1"/>
-    <w:lsdException w:name="toc 7" w:semiHidden="1" w:uiPriority="39" w:unhideWhenUsed="1"/>
-    <w:lsdException w:name="toc 8" w:semiHidden="1" w:uiPriority="39" w:unhideWhenUsed="1"/>
-    <w:lsdException w:name="toc 9" w:semiHidden="1" w:uiPriority="39" w:unhideWhenUsed="1"/>
+    <w:lsdException w:name="toc 1" w:uiPriority="39" w:semiHidden="1" w:unhideWhenUsed="1"/>
+    <w:lsdException w:name="toc 2" w:uiPriority="39" w:semiHidden="1" w:unhideWhenUsed="1"/>
+    <w:lsdException w:name="toc 3" w:uiPriority="39" w:semiHidden="1" w:unhideWhenUsed="1"/>
+    <w:lsdException w:name="toc 4" w:uiPriority="39" w:semiHidden="1" w:unhideWhenUsed="1"/>
+    <w:lsdException w:name="toc 5" w:uiPriority="39" w:semiHidden="1" w:unhideWhenUsed="1"/>
+    <w:lsdException w:name="toc 6" w:uiPriority="39" w:semiHidden="1" w:unhideWhenUsed="1"/>
+    <w:lsdException w:name="toc 7" w:uiPriority="39" w:semiHidden="1" w:unhideWhenUsed="1"/>
+    <w:lsdException w:name="toc 8" w:uiPriority="39" w:semiHidden="1" w:unhideWhenUsed="1"/>
+    <w:lsdException w:name="toc 9" w:uiPriority="39" w:semiHidden="1" w:unhideWhenUsed="1"/>
     <w:lsdException w:name="Normal Indent" w:semiHidden="1" w:unhideWhenUsed="1"/>
     <w:lsdException w:name="footnote text" w:semiHidden="1" w:unhideWhenUsed="1"/>
     <w:lsdException w:name="annotation text" w:semiHidden="1" w:unhideWhenUsed="1"/>
     <w:lsdException w:name="header" w:semiHidden="1" w:unhideWhenUsed="1"/>
     <w:lsdException w:name="footer" w:semiHidden="1" w:unhideWhenUsed="1"/>
     <w:lsdException w:name="index heading" w:semiHidden="1" w:unhideWhenUsed="1"/>
-    <w:lsdException w:name="caption" w:semiHidden="1" w:uiPriority="35" w:unhideWhenUsed="1" w:qFormat="1"/>
+    <w:lsdException w:name="caption" w:uiPriority="35" w:semiHidden="1" w:unhideWhenUsed="1" w:qFormat="1"/>
     <w:lsdException w:name="table of figures" w:semiHidden="1" w:unhideWhenUsed="1"/>
     <w:lsdException w:name="envelope address" w:semiHidden="1" w:unhideWhenUsed="1"/>
     <w:lsdException w:name="envelope return" w:semiHidden="1" w:unhideWhenUsed="1"/>
@@ -10697,7 +10706,7 @@
     <w:lsdException w:name="Title" w:uiPriority="10" w:qFormat="1"/>
     <w:lsdException w:name="Closing" w:semiHidden="1" w:unhideWhenUsed="1"/>
     <w:lsdException w:name="Signature" w:semiHidden="1" w:unhideWhenUsed="1"/>
-    <w:lsdException w:name="Default Paragraph Font" w:semiHidden="1" w:uiPriority="1" w:unhideWhenUsed="1"/>
+    <w:lsdException w:name="Default Paragraph Font" w:uiPriority="1" w:semiHidden="1" w:unhideWhenUsed="1"/>
     <w:lsdException w:name="Body Text" w:semiHidden="1" w:unhideWhenUsed="1"/>
     <w:lsdException w:name="Body Text Indent" w:semiHidden="1" w:unhideWhenUsed="1"/>
     <w:lsdException w:name="List Continue" w:semiHidden="1" w:unhideWhenUsed="1"/>
@@ -10897,8 +10906,8 @@
     <w:lsdException w:name="Subtle Reference" w:uiPriority="31" w:qFormat="1"/>
     <w:lsdException w:name="Intense Reference" w:uiPriority="32" w:qFormat="1"/>
     <w:lsdException w:name="Book Title" w:uiPriority="33" w:qFormat="1"/>
-    <w:lsdException w:name="Bibliography" w:semiHidden="1" w:uiPriority="37" w:unhideWhenUsed="1"/>
-    <w:lsdException w:name="TOC Heading" w:semiHidden="1" w:uiPriority="39" w:unhideWhenUsed="1" w:qFormat="1"/>
+    <w:lsdException w:name="Bibliography" w:uiPriority="37" w:semiHidden="1" w:unhideWhenUsed="1"/>
+    <w:lsdException w:name="TOC Heading" w:uiPriority="39" w:semiHidden="1" w:unhideWhenUsed="1" w:qFormat="1"/>
     <w:lsdException w:name="Plain Table 1" w:uiPriority="41"/>
     <w:lsdException w:name="Plain Table 2" w:uiPriority="42"/>
     <w:lsdException w:name="Plain Table 3" w:uiPriority="43"/>
@@ -11009,7 +11018,7 @@
     <w:lsdException w:name="Unresolved Mention" w:semiHidden="1" w:unhideWhenUsed="1"/>
     <w:lsdException w:name="Smart Link" w:semiHidden="1" w:unhideWhenUsed="1"/>
   </w:latentStyles>
-  <w:style w:type="paragraph" w:default="1" w:styleId="Normal">
+  <w:style w:type="paragraph" w:styleId="Normal" w:default="1">
     <w:name w:val="Normal"/>
     <w:qFormat/>
   </w:style>
@@ -11099,13 +11108,13 @@
       <w:color w:val="1F4D78"/>
     </w:rPr>
   </w:style>
-  <w:style w:type="character" w:default="1" w:styleId="DefaultParagraphFont">
+  <w:style w:type="character" w:styleId="DefaultParagraphFont" w:default="1">
     <w:name w:val="Default Paragraph Font"/>
     <w:uiPriority w:val="1"/>
     <w:semiHidden/>
     <w:unhideWhenUsed/>
   </w:style>
-  <w:style w:type="table" w:default="1" w:styleId="TableNormal">
+  <w:style w:type="table" w:styleId="TableNormal" w:default="1">
     <w:name w:val="Normal Table"/>
     <w:uiPriority w:val="99"/>
     <w:semiHidden/>
@@ -11120,7 +11129,7 @@
       </w:tblCellMar>
     </w:tblPr>
   </w:style>
-  <w:style w:type="numbering" w:default="1" w:styleId="NoList">
+  <w:style w:type="numbering" w:styleId="NoList" w:default="1">
     <w:name w:val="No List"/>
     <w:uiPriority w:val="99"/>
     <w:semiHidden/>
@@ -11140,7 +11149,7 @@
       <w:szCs w:val="56"/>
     </w:rPr>
   </w:style>
-  <w:style w:type="paragraph" w:customStyle="1" w:styleId="Strong1">
+  <w:style w:type="paragraph" w:styleId="Strong1" w:customStyle="1">
     <w:name w:val="Strong1"/>
     <w:qFormat/>
     <w:rPr>
@@ -11177,7 +11186,7 @@
     <w:semiHidden/>
     <w:unhideWhenUsed/>
   </w:style>
-  <w:style w:type="character" w:customStyle="1" w:styleId="FootnoteTextChar">
+  <w:style w:type="character" w:styleId="FootnoteTextChar" w:customStyle="1">
     <w:name w:val="Footnote Text Char"/>
     <w:link w:val="FootnoteText"/>
     <w:uiPriority w:val="99"/>
@@ -11204,7 +11213,7 @@
     <w:semiHidden/>
     <w:unhideWhenUsed/>
   </w:style>
-  <w:style w:type="character" w:customStyle="1" w:styleId="EndnoteTextChar">
+  <w:style w:type="character" w:styleId="EndnoteTextChar" w:customStyle="1">
     <w:name w:val="Endnote Text Char"/>
     <w:link w:val="EndnoteText"/>
     <w:uiPriority w:val="99"/>
@@ -11215,7 +11224,7 @@
       <w:szCs w:val="20"/>
     </w:rPr>
   </w:style>
-  <w:style w:type="paragraph" w:customStyle="1" w:styleId="Script">
+  <w:style w:type="paragraph" w:styleId="Script" w:customStyle="1">
     <w:name w:val="Script"/>
     <w:pPr>
       <w:spacing w:after="360"/>
@@ -11229,7 +11238,7 @@
 </file>
 
 <file path=word/theme/theme1.xml><?xml version="1.0" encoding="utf-8"?>
-<a:theme xmlns:a="http://schemas.openxmlformats.org/drawingml/2006/main" name="Office Theme">
+<a:theme xmlns:a="http://schemas.openxmlformats.org/drawingml/2006/main" xmlns:thm15="http://schemas.microsoft.com/office/thememl/2012/main" name="Office Theme">
   <a:themeElements>
     <a:clrScheme name="Office">
       <a:dk1>
